--- a/kakenhi-c/研究計画調書_基盤C_R9新構成版.docx
+++ b/kakenhi-c/研究計画調書_基盤C_R9新構成版.docx
@@ -633,7 +633,7 @@
           <w:rFonts w:ascii="ＭＳ 明朝" w:hAnsi="ＭＳ 明朝" w:eastAsia="ＭＳ 明朝"/>
           <w:sz w:val="22"/>
         </w:rPr>
-        <w:t>服を選ぶとき「何が似合うか」を決める主体が、本人から専門家、さらに生成AIへ移りつつある。申請者は学内競争資金2件を得て、東京・ソウル・パリ・ニューヨークでの質的調査を完了し、本人の感覚（Ａ）・生成AIの診断（Ｂ）・スタイリストの判定（Ｃ）が食い違う「三層のズレ」と、その受けとめ方の文化差を見いだした。本研究はこの完了済みの知見を出発点に、①ズレを測る尺度を確定し、国内調査（600名）でズレが自己決定感と装い由来の心理的安定感（ＦＰＳ＝装いから生まれる心理的な安定感）に及ぼす影響を検証する、②AIを用いた授業実践（大学生240名・比較群あり）でAI助言が「自分で決める力」に変わる条件を特定する、③日・韓・台で比較し教材と尺度を公開する、の3点を行う。研究期間中の新規の海外渡航は行わず、実験は国内、海外調査はオンラインで完結する。生成AI時代の被服心理学に、実証にもとづく教育の処方を与える。</w:t>
+        <w:t xml:space="preserve">服を選ぶとき「何が似合うか」を決める主体が、本人から専門家、さらに生成AIへ移りつつある。申請者は学内競争資金2件を得て、東京・ソウル・パリ・ニューヨークで質的調査を行い、本人の感覚（Ａ）・生成AIの診断（Ｂ）・スタイリストの判定（Ｃ）が食い違う「三層のズレ」と、その受けとめ方の文化差を見いだした。本研究は、1年目にミラノ・ロンドンを加えた欧米で質的調査を補い（ニューヨークはFITと連携）、「似合う」の文化的な型を確定する。2年目は日本の大学生600名の調査と、生成AIを用いた授業実践（240名・比較群あり）により、ズレの受けとめ方が自己決定感と装い由来の心理的安定感（ＦＰＳ＝装いから生まれる心理的な安定感）に及ぼす効果を検証する。3年目は日・韓・台で確認し、教材と尺度を公開する。欧米は質的な基盤づくりに絞り、量的・実験的な検証は日本に着地させることで、確実に完遂できる設計とした。</w:t>
       </w:r>
     </w:p>
     <w:p>
@@ -681,7 +681,7 @@
           <w:rFonts w:ascii="ＭＳ 明朝" w:hAnsi="ＭＳ 明朝" w:eastAsia="ＭＳ 明朝"/>
           <w:sz w:val="22"/>
         </w:rPr>
-        <w:t>■着想に至った経緯（質的調査は完了済み）　申請者は30年余り装いと心理の関係を研究してきた。令和8年度には学内競争資金2件（大学院研究推進費・科研費申請支援助成金）を獲得し、次の二つを完了した。第一に、東京・ソウル・パリ・ニューヨークで半構造化インタビューを行い、その場で生成AIの診断を提示して反応を記録し、帰国後に同一写真をスタイリストに判定させる「三層比較」を実施した。その結果、本人の感覚（Ａ）・AIの診断（Ｂ）・専門家の判定（Ｃ）は一致せず、そのズレの受けとめ方が文化により異なることが分かった（図2）。ニューヨークでは自分らしさを「足す」方向に、日本では欠点を「隠す」方向にズレを解釈する傾向が見られた。第二に、ＦＰＳ等の尺度の予備調査を行い、講座受講者127名・大学生125名で信頼性を確認し、専門家による「似合う」支援の前後でＦＰＳが有意に上昇することを示した。</w:t>
+        <w:t xml:space="preserve">■着想に至った経緯（質的調査は実施済み・一部を補足）　申請者は30年余り装いと心理の関係を研究してきた。令和8年度には学内競争資金2件（大学院研究推進費・科研費申請支援助成金）を獲得し、次の二つを実施した。第一に、東京・ソウル・パリ・ニューヨークで半構造化インタビューを行い、その場で生成AIの診断を提示して反応を記録し、帰国後に同一写真をスタイリストに判定させる「三層比較」を行った。その結果、本人の感覚（Ａ）・AIの診断（Ｂ）・専門家の判定（Ｃ）は一致せず、そのズレの受けとめ方が文化により異なることが分かった（図2）。ニューヨークでは自分らしさを「足す」方向に、日本では欠点を「隠す」方向にズレを解釈する傾向が見られた。第二に、ＦＰＳ等の尺度の予備調査を行い、講座受講者127名・大学生125名で信頼性を確認し、専門家による「似合う」支援の前後でＦＰＳが有意に上昇することを示した。ただしこの質的調査は4都市にとどまり、欧州内部の多様性を捉えきれていない。装いの規範は欧州でも一様ではなく、モードの発信地であるミラノ、多文化と古着文化が併存するロンドンを欠いたままでは「似合う」の文化的な型を確定できない。そこで1年目に欧州3都市とニューヨークで質的調査を補い、類型を確定する。</w:t>
       </w:r>
     </w:p>
     <w:p>
@@ -762,7 +762,7 @@
           <w:rFonts w:ascii="ＭＳ 明朝" w:hAnsi="ＭＳ 明朝" w:eastAsia="ＭＳ 明朝"/>
           <w:sz w:val="22"/>
         </w:rPr>
-        <w:t>本研究は「ズレの測定→授業実践→国際検証」の3段階で進める（図1）。質的調査をすでに終えているため、初年度から量的検証に着手できる。研究期間中の新規の海外渡航は行わず、実験は国内で完結し、海外調査はオンラインと協力大学を通じて実施する。したがって研究の成否が海外機関の都合に左右されない。</w:t>
+        <w:t xml:space="preserve">本研究は「欧米での質的な基盤づくり→日本での量的・実験的な検証→アジアでの確認」の3段階で進める（図1）。7カ国規模の量的比較は基盤研究（C）の規模では実施可能性を欠くため、欧米は質的調査に限定して文化的な型を確定する基盤づくりに絞り、量的・実験的な検証は日本の大学生に着地させ、最後にアジア3カ国で確認するという設計とした。海外での渡航は1年目に集中させ、2・3年目は国内実験とオンライン調査で完結するため、研究の成否が海外機関の都合に左右されない。</w:t>
       </w:r>
     </w:p>
     <w:p>
@@ -772,8 +772,8 @@
       <w:r>
         <w:drawing>
           <wp:inline xmlns:a="http://schemas.openxmlformats.org/drawingml/2006/main" xmlns:pic="http://schemas.openxmlformats.org/drawingml/2006/picture">
-            <wp:extent cx="4860000" cy="1144334"/>
-            <wp:docPr id="15" name="Picture 15"/>
+            <wp:extent cx="4320000" cy="1110394"/>
+            <wp:docPr id="19" name="Picture 19"/>
             <wp:cNvGraphicFramePr>
               <a:graphicFrameLocks noChangeAspect="1"/>
             </wp:cNvGraphicFramePr>
@@ -785,7 +785,7 @@
                     <pic:cNvPicPr/>
                   </pic:nvPicPr>
                   <pic:blipFill>
-                    <a:blip r:embed="rId22"/>
+                    <a:blip r:embed="rId24"/>
                     <a:stretch>
                       <a:fillRect/>
                     </a:stretch>
@@ -793,7 +793,7 @@
                   <pic:spPr>
                     <a:xfrm>
                       <a:off x="0" y="0"/>
-                      <a:ext cx="4860000" cy="1144334"/>
+                      <a:ext cx="4320000" cy="1110394"/>
                     </a:xfrm>
                     <a:prstGeom prst="rect"/>
                   </pic:spPr>
@@ -813,7 +813,7 @@
           <w:rFonts w:ascii="ＭＳ 明朝" w:hAnsi="ＭＳ 明朝" w:eastAsia="ＭＳ 明朝"/>
           <w:sz w:val="20"/>
         </w:rPr>
-        <w:t>図1　研究の流れ（質的調査の完了を起点とする3か年計画）</w:t>
+        <w:t>図1　研究の流れ（欧米＝質的基盤／日本＝量的・実験の着地点／アジア3カ国＝確認）</w:t>
       </w:r>
     </w:p>
     <w:p>
@@ -823,8 +823,8 @@
       <w:r>
         <w:drawing>
           <wp:inline xmlns:a="http://schemas.openxmlformats.org/drawingml/2006/main" xmlns:pic="http://schemas.openxmlformats.org/drawingml/2006/picture">
-            <wp:extent cx="5040000" cy="1906889"/>
-            <wp:docPr id="16" name="Picture 16"/>
+            <wp:extent cx="4500000" cy="1702580"/>
+            <wp:docPr id="20" name="Picture 20"/>
             <wp:cNvGraphicFramePr>
               <a:graphicFrameLocks noChangeAspect="1"/>
             </wp:cNvGraphicFramePr>
@@ -844,7 +844,7 @@
                   <pic:spPr>
                     <a:xfrm>
                       <a:off x="0" y="0"/>
-                      <a:ext cx="5040000" cy="1906889"/>
+                      <a:ext cx="4500000" cy="1702580"/>
                     </a:xfrm>
                     <a:prstGeom prst="rect"/>
                   </pic:spPr>
@@ -873,7 +873,7 @@
           <w:rFonts w:ascii="ＭＳ 明朝" w:hAnsi="ＭＳ 明朝" w:eastAsia="ＭＳ 明朝"/>
           <w:sz w:val="22"/>
         </w:rPr>
-        <w:t>【1年目（令和9年度）ズレを測る尺度の確定と国内量的調査】(a)完了済みの質的データ（4都市）を計量テキスト分析にかけ、「似合う」の意味構造から尺度項目を作る。(b)予備調査（127名・125名）の候補項目を精査し、因子分析により三層のズレ・ＦＰＳ・装い自律性の尺度を確定する。(c)大学生600名にオンライン調査を行い、共分散構造分析により「ズレの受けとめ方→自己決定感→ＦＰＳ」の経路を検証する（図2）。</w:t>
+        <w:t xml:space="preserve">【1年目（令和9年度）欧米での質的調査の補足と尺度の確定】(a)パリ・ミラノ・ロンドンの欧州3都市で、実施済みのパリ調査と同一手続の半構造化インタビューと生成AI診断の即時提示を行う（各都市10名程度）。モードの発信地（ミラノ）と多文化・古着文化（ロンドン）を加えることで、欧州内部の多様性を捉える。(b)ニューヨークではFIT（Fashion Institute of Technology）の教員と研究打ち合わせを行い、質的調査を補足するとともに、以後の国際連携の基盤とする。(c)新規4都市と既存4都市のデータを統合して計量テキスト分析を行い、「似合う」の文化的な型（図4）を確定するとともに、実施済みの予備調査（127名・125名）の候補項目を精査し、因子分析により三層のズレ・ＦＰＳ・装い自律性の尺度を確定する。</w:t>
       </w:r>
     </w:p>
     <w:p>
@@ -882,7 +882,7 @@
           <w:rFonts w:ascii="ＭＳ 明朝" w:hAnsi="ＭＳ 明朝" w:eastAsia="ＭＳ 明朝"/>
           <w:sz w:val="22"/>
         </w:rPr>
-        <w:t>【2年目（令和10年度）AI活用の授業実践】本研究の中核である。大学生240名を、生成AIの支援（あり／なし）×自己理解の教育（あり／なし）の4群（各60名）に分けて比較する。参加者は「初対面の集まりに出る」等の場面を選び、手持ちの服・好み・場面を決まった様式で入力する（氏名や顔写真は入力しない）。AIは理由つきで3案を示す。AIのみの群は提案から選ぶが、教育を受けた群は事前のワークで作った自分の基準に照らし、採否の理由を自分の言葉で説明してから決める。授業の前・直後・1か月後にＦＰＳ・自己決定感・選択の納得度を測り、提案をどれだけ自分で修正したかからAIへの依存度も評価する。中心となる仮説は「AIは自分で決める下準備と組み合わせたときにのみ心理的安定と自律を高め、単独で使わせると依存を招く」である。</w:t>
+        <w:t xml:space="preserve">【2年目（令和10年度）日本での量的検証とAI活用の授業実践】本研究の中核である。(a)大学生600名にオンライン調査を行い、共分散構造分析により「ズレの受けとめ方→自己決定感→ＦＰＳ」の経路を検証する（図2）。(b)大学生240名を、生成AIの支援（あり／なし）×自己理解の教育（あり／なし）の4群（各60名）に分けた授業実践を行う。参加者は「初対面の集まりに出る」等の場面を選び、手持ちの服・好み・場面を決まった様式で入力する（氏名や顔写真は入力しない）。AIは理由つきで3案を示す。AIのみの群は提案から選ぶが、教育を受けた群は事前のワークで作った自分の基準に照らし、採否の理由を自分の言葉で説明してから決める。授業の前・直後・1か月後にＦＰＳ・自己決定感・選択の納得度を測り、提案をどれだけ自分で修正したかからAIへの依存度も評価する。中心となる仮説は「AIは自分で決める下準備と組み合わせたときにのみ心理的安定と自律を高め、単独で使わせると依存を招く」である。</w:t>
       </w:r>
     </w:p>
     <w:p>
@@ -892,8 +892,8 @@
       <w:r>
         <w:drawing>
           <wp:inline xmlns:a="http://schemas.openxmlformats.org/drawingml/2006/main" xmlns:pic="http://schemas.openxmlformats.org/drawingml/2006/picture">
-            <wp:extent cx="3060000" cy="2010284"/>
-            <wp:docPr id="17" name="Picture 17"/>
+            <wp:extent cx="2520000" cy="1655528"/>
+            <wp:docPr id="21" name="Picture 21"/>
             <wp:cNvGraphicFramePr>
               <a:graphicFrameLocks noChangeAspect="1"/>
             </wp:cNvGraphicFramePr>
@@ -913,7 +913,7 @@
                   <pic:spPr>
                     <a:xfrm>
                       <a:off x="0" y="0"/>
-                      <a:ext cx="3060000" cy="2010284"/>
+                      <a:ext cx="2520000" cy="1655528"/>
                     </a:xfrm>
                     <a:prstGeom prst="rect"/>
                   </pic:spPr>
@@ -942,7 +942,7 @@
           <w:rFonts w:ascii="ＭＳ 明朝" w:hAnsi="ＭＳ 明朝" w:eastAsia="ＭＳ 明朝"/>
           <w:sz w:val="22"/>
         </w:rPr>
-        <w:t>【3年目（令和11年度）国際検証と公開】2年目で効果が確認された使い方を韓国語・中国語に訳し、日・韓・台の協力大学でオンライン比較（各国80名程度）を行い、文化を超えて使えるかを確かめる。あわせて日・韓・台各200名の調査で尺度が同じように機能するか（測定不変性）を確認する。成果は教材・尺度・活用の手引きとして公開し、学会・論文で発信する。</w:t>
+        <w:t xml:space="preserve">【3年目（令和11年度）アジア3カ国での確認と成果の公開】2年目で効果が確認された使い方を韓国語・中国語に訳し、日・韓・台の協力大学でオンラインの確認調査（各国200名程度）を行い、尺度が同じように機能するか（測定不変性）と、活用法が文化を超えて役立つかを確かめる。日・韓・台の比較は学内競争資金による先行調査と連携して進めており、科研費側の負担を抑えて実施できる。成果は教材・尺度・活用の手引きとして公開し、学会・論文で発信する。</w:t>
       </w:r>
     </w:p>
     <w:p>
@@ -952,8 +952,8 @@
       <w:r>
         <w:drawing>
           <wp:inline xmlns:a="http://schemas.openxmlformats.org/drawingml/2006/main" xmlns:pic="http://schemas.openxmlformats.org/drawingml/2006/picture">
-            <wp:extent cx="3060000" cy="2268909"/>
-            <wp:docPr id="18" name="Picture 18"/>
+            <wp:extent cx="2520000" cy="1868513"/>
+            <wp:docPr id="22" name="Picture 22"/>
             <wp:cNvGraphicFramePr>
               <a:graphicFrameLocks noChangeAspect="1"/>
             </wp:cNvGraphicFramePr>
@@ -973,7 +973,7 @@
                   <pic:spPr>
                     <a:xfrm>
                       <a:off x="0" y="0"/>
-                      <a:ext cx="3060000" cy="2268909"/>
+                      <a:ext cx="2520000" cy="1868513"/>
                     </a:xfrm>
                     <a:prstGeom prst="rect"/>
                   </pic:spPr>
@@ -1029,7 +1029,7 @@
           <w:rFonts w:ascii="ＭＳ 明朝" w:hAnsi="ＭＳ 明朝" w:eastAsia="ＭＳ 明朝"/>
           <w:sz w:val="22"/>
         </w:rPr>
-        <w:t>本研究は、必要な準備をすでに終えている。①質的調査の完了：学内競争資金「大学院研究推進費」（令和8年度・100万円）により、東京・ソウル・パリ・ニューヨークで半構造化インタビュー、生成AI診断の提示、スタイリストによる写真判定という三層比較を実施済みである（倫理審査承認済み）。②尺度と量的基盤：学内競争資金「科研費申請支援助成金」（令和8年度・50万円）により、ＦＰＳ等の尺度の予備調査（127名・125名）と因子構造の検討を終え、日本感性工学会（2026年9月）で発表した。③国際体制：台湾・嶺東科技大学および韓国・清州大学と実施合意済みで、3年目の比較検証も同大学で行う。第18回アジア繊維会議（2026年10月・韓国）で発表する。④評価の実績：令和7年度科研費基盤Cにおいて本構想はＡ評価を得た。指摘された「問いの明確化」は、完了した三層比較により「判断主体の移行とズレ」という具体的な問いへ結晶させた。⑤研究体制：申請者はSNS等デジタル分野の研究実績をもち、社会心理学の実験研究者、被服心理学の調査研究者、AI技術の実務家を加えた体制を整えた。⑥環境：授業と連携して参加者を確保でき、統計解析環境も整備済みである。</w:t>
+        <w:t xml:space="preserve">本研究は、必要な準備の大半をすでに終えている。①質的調査の実施：学内競争資金「大学院研究推進費」（令和8年度・100万円）により、東京・ソウル・パリ・ニューヨークで半構造化インタビュー、生成AI診断の提示、スタイリストによる写真判定という三層比較を実施済みである（倫理審査承認済み）。1年目に補足するミラノ・ロンドンは、この確立済みの手続をそのまま適用するため、設計上の不確実性はない。ニューヨークはFITとの連携により対象者の紹介を受ける体制がある。②尺度と量的基盤：学内競争資金「科研費申請支援助成金」（令和8年度・50万円）により、ＦＰＳ等の尺度の予備調査（127名・125名）と因子構造の検討を終え、日本感性工学会（2026年9月）で発表した。③国際体制：台湾・嶺東科技大学および韓国・清州大学と実施合意済みで、3年目の確認調査も同大学で行う。第18回アジア繊維会議（2026年10月・韓国）で発表する。④評価の実績：令和7年度科研費基盤Cにおいて本構想はＡ評価を得た。指摘された「問いの明確化」は、実施した三層比較により「判断主体の移行とズレ」という具体的な問いへ結晶させた。⑤研究体制：申請者はSNS等デジタル分野の研究実績をもち、社会心理学の実験研究者、被服心理学の調査研究者、AI技術の実務家を加えた体制を整えた。⑥環境：授業と連携して参加者を確保でき、統計解析環境も整備済みである。</w:t>
       </w:r>
     </w:p>
     <w:p>
@@ -1047,7 +1047,7 @@
           <w:rFonts w:ascii="ＭＳ 明朝" w:hAnsi="ＭＳ 明朝" w:eastAsia="ＭＳ 明朝"/>
           <w:sz w:val="22"/>
         </w:rPr>
-        <w:t>本研究の国際性は三点ある。第一に「我が国独自の価値創出」：日本で独自に発達した「似合う」の診断文化と、その先にある生成AIの助言が心理に及ぼす影響を、各国で比較できる尺度として提供する。第二に「協同を通じた世界の研究の発展への貢献」：すでに質的調査を終えた4都市の知見と、日・韓・台の研究者網を日本主導で運営し、比較データと教材を公開する。第三に「将来的な世界の研究の牽引」：装いを題材に生成AIの効果を比較群を置いて検証する方法自体が国際的に新しく、本研究の尺度・教材・手引きは次の国際共同研究の基盤となる。成果は日本家政学会、ARAHE（アジア地区家政学会）、国際家政学会（IFHE）等で発信する。</w:t>
+        <w:t xml:space="preserve">本研究の国際性は三点ある。第一に「我が国独自の価値創出」：日本で独自に発達した「似合う」の診断文化と、その先にある生成AIの助言が心理に及ぼす影響を、各国で比較できる尺度として提供する。第二に「協同を通じた世界の研究の発展への貢献」：東京・ソウル・パリ・ニューヨークに加え、ミラノ・ロンドンを含む欧米の質的基盤と、FIT・嶺東科技大学・清州大学との連携を日本主導で運営し、比較データと教材を公開する。第三に「将来的な世界の研究の牽引」：装いを題材に生成AIの効果を比較群を置いて検証する方法自体が国際的に新しく、本研究の尺度・教材・手引きは次の国際共同研究の基盤となる。成果は日本家政学会、ARAHE（アジア地区家政学会）、国際家政学会（IFHE）等で発信する。</w:t>
       </w:r>
     </w:p>
     <w:p>

--- a/kakenhi-c/研究計画調書_基盤C_R9新構成版.docx
+++ b/kakenhi-c/研究計画調書_基盤C_R9新構成版.docx
@@ -633,7 +633,7 @@
           <w:rFonts w:ascii="ＭＳ 明朝" w:hAnsi="ＭＳ 明朝" w:eastAsia="ＭＳ 明朝"/>
           <w:sz w:val="22"/>
         </w:rPr>
-        <w:t xml:space="preserve">服を選ぶとき「何が似合うか」を決める主体が、本人から専門家、さらに生成AIへ移りつつある。申請者は学内競争資金2件を得て、東京・ソウル・パリ・ニューヨークで質的調査を行い、本人の感覚（Ａ）・生成AIの診断（Ｂ）・スタイリストの判定（Ｃ）が食い違う「三層のズレ」と、その受けとめ方の文化差を見いだした。本研究は、1年目にミラノ・ロンドンを加えた欧米で質的調査を補い（ニューヨークはFITと連携）、「似合う」の文化的な型を確定する。2年目は日本の大学生600名の調査と、生成AIを用いた授業実践（240名・比較群あり）により、ズレの受けとめ方が自己決定感と装い由来の心理的安定感（ＦＰＳ＝装いから生まれる心理的な安定感）に及ぼす効果を検証する。3年目は日・韓・台で確認し、教材と尺度を公開する。欧米は質的な基盤づくりに絞り、量的・実験的な検証は日本に着地させることで、確実に完遂できる設計とした。</w:t>
+        <w:t xml:space="preserve">服を選ぶとき「何が似合うか」を決める主体が、本人から専門家、さらに生成AIへ移りつつある。申請者は学内競争資金2件を得て、東京・ソウル・パリ・ニューヨークで質的調査を行い、本人の感覚（Ａ）・生成AIの診断（Ｂ）・スタイリストの判定（Ｃ）が食い違う「三層のズレ」と、その受けとめ方の文化差を見いだした。本研究は、1年目に1回の周回渡航でパリ・ミラノ・ロンドン・ニューヨーク（FITと連携）を回って質的調査を補い、「似合う」の文化的な型を確定する。2年目は日本の大学生600名の調査と、生成AIを用いた授業実践（240名・比較群あり）により、ズレの受けとめ方が自己決定感と装い由来の心理的安定感（ＦＰＳ＝装いから生まれる心理的な安定感）に及ぼす効果を検証する。3年目は日本・台湾で確認し、教材と尺度を公開する。欧米は質的な基盤づくりに絞り、量的・実験的な検証は日本に着地させることで、確実に完遂できる設計とした。</w:t>
       </w:r>
     </w:p>
     <w:p>
@@ -773,7 +773,7 @@
         <w:drawing>
           <wp:inline xmlns:a="http://schemas.openxmlformats.org/drawingml/2006/main" xmlns:pic="http://schemas.openxmlformats.org/drawingml/2006/picture">
             <wp:extent cx="4320000" cy="1110394"/>
-            <wp:docPr id="19" name="Picture 19"/>
+            <wp:docPr id="23" name="Picture 23"/>
             <wp:cNvGraphicFramePr>
               <a:graphicFrameLocks noChangeAspect="1"/>
             </wp:cNvGraphicFramePr>
@@ -781,11 +781,11 @@
               <a:graphicData uri="http://schemas.openxmlformats.org/drawingml/2006/picture">
                 <pic:pic>
                   <pic:nvPicPr>
-                    <pic:cNvPr id="0" name="image.png"/>
+                    <pic:cNvPr id="0" name="新図1_研究の流れ.png"/>
                     <pic:cNvPicPr/>
                   </pic:nvPicPr>
                   <pic:blipFill>
-                    <a:blip r:embed="rId24"/>
+                    <a:blip r:embed="rId25"/>
                     <a:stretch>
                       <a:fillRect/>
                     </a:stretch>
@@ -873,7 +873,7 @@
           <w:rFonts w:ascii="ＭＳ 明朝" w:hAnsi="ＭＳ 明朝" w:eastAsia="ＭＳ 明朝"/>
           <w:sz w:val="22"/>
         </w:rPr>
-        <w:t xml:space="preserve">【1年目（令和9年度）欧米での質的調査の補足と尺度の確定】(a)パリ・ミラノ・ロンドンの欧州3都市で、実施済みのパリ調査と同一手続の半構造化インタビューと生成AI診断の即時提示を行う（各都市10名程度）。モードの発信地（ミラノ）と多文化・古着文化（ロンドン）を加えることで、欧州内部の多様性を捉える。(b)ニューヨークではFIT（Fashion Institute of Technology）の教員と研究打ち合わせを行い、質的調査を補足するとともに、以後の国際連携の基盤とする。(c)新規4都市と既存4都市のデータを統合して計量テキスト分析を行い、「似合う」の文化的な型（図4）を確定するとともに、実施済みの予備調査（127名・125名）の候補項目を精査し、因子分析により三層のズレ・ＦＰＳ・装い自律性の尺度を確定する。</w:t>
+        <w:t xml:space="preserve">【1年目（令和9年度）欧米での質的調査の補足と尺度の確定】(a)パリ・ミラノ・ロンドンの欧州3都市で、実施済みのパリ調査と同一手続の半構造化インタビューと生成AI診断の即時提示を行う（各都市10名程度）。モードの発信地（ミラノ）と多文化・古着文化（ロンドン）を加えることで、欧州内部の多様性を捉える。(b)ニューヨークではFIT（Fashion Institute of Technology）の教員と研究打ち合わせを行い、質的調査を補足するとともに、以後の国際連携の基盤とする。渡航は前年度と同様に成田→パリ→ミラノ→ロンドン→ニューヨーク→成田の1回の周回で行い、旅費と不在期間を抑える。(c)新規4都市と既存4都市のデータを統合して計量テキスト分析を行い、「似合う」の文化的な型（図4）を確定するとともに、実施済みの予備調査（127名・125名）の候補項目を精査し、因子分析により三層のズレ・ＦＰＳ・装い自律性の尺度を確定する。</w:t>
       </w:r>
     </w:p>
     <w:p>
@@ -942,7 +942,7 @@
           <w:rFonts w:ascii="ＭＳ 明朝" w:hAnsi="ＭＳ 明朝" w:eastAsia="ＭＳ 明朝"/>
           <w:sz w:val="22"/>
         </w:rPr>
-        <w:t xml:space="preserve">【3年目（令和11年度）アジア3カ国での確認と成果の公開】2年目で効果が確認された使い方を韓国語・中国語に訳し、日・韓・台の協力大学でオンラインの確認調査（各国200名程度）を行い、尺度が同じように機能するか（測定不変性）と、活用法が文化を超えて役立つかを確かめる。日・韓・台の比較は学内競争資金による先行調査と連携して進めており、科研費側の負担を抑えて実施できる。成果は教材・尺度・活用の手引きとして公開し、学会・論文で発信する。</w:t>
+        <w:t xml:space="preserve">【3年目（令和11年度）アジアでの確認と成果の公開】2年目で効果が確認された使い方を中国語・韓国語に訳し、日本・台湾の協力大学でオンラインの確認調査（各国200名程度）を行い、尺度が同じように機能するか（測定不変性）と、活用法が文化を超えて役立つかを確かめる。台湾・嶺東科技大学とは実施合意済みである。韓国は協力研究者と調整中であり、調整が整わない場合は現地調査会社のパネルを用いたオンライン調査で代替できるため、相手機関の都合により計画が滞ることはない。日本・台湾の比較は学内競争資金による先行調査と連携して進めており、科研費側の負担を抑えて実施できる。成果は教材・尺度・活用の手引きとして公開し、学会・論文で発信する。</w:t>
       </w:r>
     </w:p>
     <w:p>
@@ -1029,7 +1029,7 @@
           <w:rFonts w:ascii="ＭＳ 明朝" w:hAnsi="ＭＳ 明朝" w:eastAsia="ＭＳ 明朝"/>
           <w:sz w:val="22"/>
         </w:rPr>
-        <w:t xml:space="preserve">本研究は、必要な準備の大半をすでに終えている。①質的調査の実施：学内競争資金「大学院研究推進費」（令和8年度・100万円）により、東京・ソウル・パリ・ニューヨークで半構造化インタビュー、生成AI診断の提示、スタイリストによる写真判定という三層比較を実施済みである（倫理審査承認済み）。1年目に補足するミラノ・ロンドンは、この確立済みの手続をそのまま適用するため、設計上の不確実性はない。ニューヨークはFITとの連携により対象者の紹介を受ける体制がある。②尺度と量的基盤：学内競争資金「科研費申請支援助成金」（令和8年度・50万円）により、ＦＰＳ等の尺度の予備調査（127名・125名）と因子構造の検討を終え、日本感性工学会（2026年9月）で発表した。③国際体制：台湾・嶺東科技大学および韓国・清州大学と実施合意済みで、3年目の確認調査も同大学で行う。第18回アジア繊維会議（2026年10月・韓国）で発表する。④評価の実績：令和7年度科研費基盤Cにおいて本構想はＡ評価を得た。指摘された「問いの明確化」は、実施した三層比較により「判断主体の移行とズレ」という具体的な問いへ結晶させた。⑤研究体制：申請者はSNS等デジタル分野の研究実績をもち、社会心理学の実験研究者、被服心理学の調査研究者、AI技術の実務家を加えた体制を整えた。⑥環境：授業と連携して参加者を確保でき、統計解析環境も整備済みである。</w:t>
+        <w:t xml:space="preserve">本研究は、必要な準備の大半をすでに終えている。①質的調査の実施：学内競争資金「大学院研究推進費」（令和8年度・100万円）により、東京・ソウル・パリ・ニューヨークで半構造化インタビュー、生成AI診断の提示、スタイリストによる写真判定という三層比較を実施済みである（倫理審査承認済み）。1年目に補足するミラノ・ロンドンは、この確立済みの手続をそのまま適用するため、設計上の不確実性はない。ニューヨークはFITとの連携により対象者の紹介を受ける体制がある。周回渡航は前年度に同様の行程で実施した実績がある。②尺度と量的基盤：学内競争資金「科研費申請支援助成金」（令和8年度・50万円）により、ＦＰＳ等の尺度の予備調査（127名・125名）と因子構造の検討を終え、日本感性工学会（2026年9月）で発表した。③国際体制：台湾・嶺東科技大学とは実施合意済みで、3年目の確認調査も同大学で行う。韓国は協力研究者と調整中であるが、調整が整わない場合も調査会社のパネルによるオンライン調査で代替可能であり、計画の遂行に支障はない。第18回アジア繊維会議（2026年10月・韓国）で発表する。④評価の実績：令和7年度科研費基盤Cにおいて本構想はＡ評価を得た。指摘された「問いの明確化」は、実施した三層比較により「判断主体の移行とズレ」という具体的な問いへ結晶させた。⑤研究体制：申請者はSNS等デジタル分野の研究実績をもち、社会心理学の実験研究者、被服心理学の調査研究者、AI技術の実務家を加えた体制を整えた。⑥環境：授業と連携して参加者を確保でき、統計解析環境も整備済みである。</w:t>
       </w:r>
     </w:p>
     <w:p>
@@ -1047,7 +1047,7 @@
           <w:rFonts w:ascii="ＭＳ 明朝" w:hAnsi="ＭＳ 明朝" w:eastAsia="ＭＳ 明朝"/>
           <w:sz w:val="22"/>
         </w:rPr>
-        <w:t xml:space="preserve">本研究の国際性は三点ある。第一に「我が国独自の価値創出」：日本で独自に発達した「似合う」の診断文化と、その先にある生成AIの助言が心理に及ぼす影響を、各国で比較できる尺度として提供する。第二に「協同を通じた世界の研究の発展への貢献」：東京・ソウル・パリ・ニューヨークに加え、ミラノ・ロンドンを含む欧米の質的基盤と、FIT・嶺東科技大学・清州大学との連携を日本主導で運営し、比較データと教材を公開する。第三に「将来的な世界の研究の牽引」：装いを題材に生成AIの効果を比較群を置いて検証する方法自体が国際的に新しく、本研究の尺度・教材・手引きは次の国際共同研究の基盤となる。成果は日本家政学会、ARAHE（アジア地区家政学会）、国際家政学会（IFHE）等で発信する。</w:t>
+        <w:t xml:space="preserve">本研究の国際性は三点ある。第一に「我が国独自の価値創出」：日本で独自に発達した「似合う」の診断文化と、その先にある生成AIの助言が心理に及ぼす影響を、各国で比較できる尺度として提供する。第二に「協同を通じた世界の研究の発展への貢献」：東京・ソウル・パリ・ニューヨークに加え、ミラノ・ロンドンを含む欧米の質的基盤と、FIT・嶺東科技大学との連携を日本主導で運営し、比較データと教材を公開する。第三に「将来的な世界の研究の牽引」：装いを題材に生成AIの効果を比較群を置いて検証する方法自体が国際的に新しく、本研究の尺度・教材・手引きは次の国際共同研究の基盤となる。成果は日本家政学会、ARAHE（アジア地区家政学会）、国際家政学会（IFHE）等で発信する。</w:t>
       </w:r>
     </w:p>
     <w:p>

--- a/kakenhi-c/研究計画調書_基盤C_R9新構成版.docx
+++ b/kakenhi-c/研究計画調書_基盤C_R9新構成版.docx
@@ -873,7 +873,7 @@
           <w:rFonts w:ascii="ＭＳ 明朝" w:hAnsi="ＭＳ 明朝" w:eastAsia="ＭＳ 明朝"/>
           <w:sz w:val="22"/>
         </w:rPr>
-        <w:t xml:space="preserve">【1年目（令和9年度）欧米での質的調査の補足と尺度の確定】(a)パリ・ミラノ・ロンドンの欧州3都市で、実施済みのパリ調査と同一手続の半構造化インタビューと生成AI診断の即時提示を行う（各都市10名程度）。モードの発信地（ミラノ）と多文化・古着文化（ロンドン）を加えることで、欧州内部の多様性を捉える。(b)ニューヨークではFIT（Fashion Institute of Technology）の教員と研究打ち合わせを行い、質的調査を補足するとともに、以後の国際連携の基盤とする。渡航は前年度と同様に成田→パリ→ミラノ→ロンドン→ニューヨーク→成田の1回の周回で行い、旅費と不在期間を抑える。(c)新規4都市と既存4都市のデータを統合して計量テキスト分析を行い、「似合う」の文化的な型（図4）を確定するとともに、実施済みの予備調査（127名・125名）の候補項目を精査し、因子分析により三層のズレ・ＦＰＳ・装い自律性の尺度を確定する。</w:t>
+        <w:t xml:space="preserve">【1年目（令和9年度）欧米での質的調査の補足と尺度の確定】(a)パリ・ミラノ・ロンドンの欧州3都市で、実施済みのパリ調査と同一手続の半構造化インタビューと生成AI診断の即時提示を行う（各都市10名程度）。モードの発信地（ミラノ）と多文化・古着文化（ロンドン）を加えることで、欧州内部の多様性を捉える。(b)ニューヨークではFIT（Fashion Institute of Technology）の教員と研究打ち合わせを行い、質的調査を補足するとともに、以後の国際連携の基盤とする。渡航は前年度と同様に成田→パリ→ミラノ→ロンドン→ニューヨーク→成田の1回の周回で行い、旅費と不在期間を抑える。実施時期は令和9年9月とする。国内の授業期間を避けられるうえ、欧米の大学はこの時期に新学期を迎えるため、学生・教員の調査対象者を確保しやすいという利点がある。(c)新規4都市と既存4都市のデータを統合して計量テキスト分析を行い、「似合う」の文化的な型（図4）を確定するとともに、実施済みの予備調査（127名・125名）の候補項目を精査し、因子分析により三層のズレ・ＦＰＳ・装い自律性の尺度を確定する。</w:t>
       </w:r>
     </w:p>
     <w:p>

--- a/kakenhi-c/研究計画調書_基盤C_R9新構成版.docx
+++ b/kakenhi-c/研究計画調書_基盤C_R9新構成版.docx
@@ -1002,7 +1002,7 @@
           <w:rFonts w:ascii="ＭＳ 明朝" w:hAnsi="ＭＳ 明朝" w:eastAsia="ＭＳ 明朝"/>
           <w:sz w:val="22"/>
         </w:rPr>
-        <w:t>【計画が予定どおり進まない場合】調査の回収が不足する場合は調査会社のパネルを追加する。授業実践は所属学科の授業と連携して参加者を確保でき、対面が難しい場合はオンラインで代替する。</w:t>
+        <w:t xml:space="preserve">【計画が予定どおり進まない場合】調査の回収が不足する場合は調査会社のパネルを追加する。授業実践は所属学科の授業と連携して参加者を確保でき、対面が難しい場合はオンラインで代替する。3年目の韓国での確認調査は、協力研究者との調整が整わない場合、現地調査会社のパネル委託により渡航を要さず実施できる。</w:t>
       </w:r>
     </w:p>
     <w:p>
@@ -1392,7 +1392,7 @@
           <w:rFonts w:ascii="ＭＳ 明朝" w:eastAsia="ＭＳ 明朝" w:hAnsi="ＭＳ 明朝"/>
           <w:sz w:val="22"/>
         </w:rPr>
-        <w:t>・台湾（嶺東科技大学）・韓国の協力大学との研究交流、および令和8年度の日韓台オンライン比較調査。アジアの繊維の国際会議（2026年10月・韓国）で発表予定。</w:t>
+        <w:t xml:space="preserve">・台湾（嶺東科技大学）との研究交流および実施合意。令和8年度に日本・台湾・韓国でのオンライン比較調査を先行実施。第18回アジア繊維会議（2026年10月・韓国）で発表。</w:t>
       </w:r>
     </w:p>
     <w:p>
@@ -1435,21 +1435,7 @@
           <w:rFonts w:ascii="ＭＳ 明朝" w:eastAsia="ＭＳ 明朝" w:hAnsi="ＭＳ 明朝"/>
           <w:sz w:val="22"/>
         </w:rPr>
-        <w:t>東京家政大学は、被服学（服飾美術学科）と社会心理学（心理カウンセリング学科）を学内に併置し、実験参加者の確保が可能な授業体制、オンライン調査基盤、統計解析環境（SPSS/Amos等）および国内外の文献資源を備える。研究代表者と分担者・石井は同一キャンパスに所属し、要因実験の設計・実施を恒常的に協働できる。国内諸学会での継続的発表を通じ、研究期間中も専門的助言を得られる。国際的には5カ国調査の協力大学とミラノの受入体制を活用でき</w:t>
-      </w:r>
-      <w:r>
-        <w:rPr>
-          <w:rFonts w:ascii="ＭＳ 明朝" w:eastAsia="ＭＳ 明朝" w:hAnsi="ＭＳ 明朝" w:hint="eastAsia"/>
-          <w:sz w:val="22"/>
-        </w:rPr>
-        <w:t>る</w:t>
-      </w:r>
-      <w:r>
-        <w:rPr>
-          <w:rFonts w:ascii="ＭＳ 明朝" w:eastAsia="ＭＳ 明朝" w:hAnsi="ＭＳ 明朝"/>
-          <w:sz w:val="22"/>
-        </w:rPr>
-        <w:t>。</w:t>
+        <w:t xml:space="preserve">東京家政大学は、被服学（服飾美術学科）と社会心理学（心理カウンセリング学科）を学内に併置し、実験参加者の確保が可能な授業体制、オンライン調査基盤、統計解析環境（SPSS/Amos等）および国内外の文献資源を備える。研究代表者と分担者・石井は同一キャンパスに所属し、要因実験の設計・実施を恒常的に協働できる。国内諸学会での継続的発表を通じ、研究期間中も専門的助言を得られる。国際的には、パリ・ニューヨーク（FIT）で確立した調査手続と受入体制、および台湾・嶺東科技大学との協力体制を活用できる。</w:t>
       </w:r>
     </w:p>
     <w:p/>
@@ -1559,7 +1545,7 @@
           <w:rFonts w:ascii="ＭＳ 明朝" w:eastAsia="ＭＳ 明朝" w:hAnsi="ＭＳ 明朝"/>
           <w:sz w:val="22"/>
         </w:rPr>
-        <w:t>本研究は、既取得データの二次利用、ミラノでの半構造化面接、複数国のオンライン調査、および国内での生成AI活用実験を含むため、東京家政大学研究倫理委員会の承認を得たうえで、各協力機関の規程および各国法令に従って実施する。令和8年度までに取得した5カ国データを二次利用する際は、当初同意の範囲を確認し、必要に応じて再同意手続を行う。ミラノ調査は承認済みのパリ・ニューヨーク調査と同一手続に整合させ、事前に倫理審査の変更申請を行う。</w:t>
+        <w:t xml:space="preserve">本研究は、既取得データの二次利用、欧米4都市（パリ・ミラノ・ロンドン・ニューヨーク）での半構造化面接、複数国のオンライン調査、および国内での生成AI活用実験を含むため、東京家政大学研究倫理委員会の承認を得たうえで、各協力機関の規程および各国法令に従って実施する。令和8年度までに取得した質的・量的データを二次利用する際は、当初同意の範囲を確認し、必要に応じて再同意手続を行う。1年目の欧米調査は、承認済みのパリ・ニューヨーク調査と同一手続に整合させ、事前に倫理審査の変更申請を行う。</w:t>
       </w:r>
     </w:p>
     <w:p>
@@ -1586,7 +1572,7 @@
           <w:rFonts w:ascii="ＭＳ 明朝" w:eastAsia="ＭＳ 明朝" w:hAnsi="ＭＳ 明朝"/>
           <w:sz w:val="22"/>
         </w:rPr>
-        <w:t>3) 海外調査：EU圏（フランス・イタリア）はGDPR、米国は現地機関規程および調査会社基準、韓国・台湾は各大学の倫理手続に準拠する。説明文書・調査票は翻訳・逆翻訳により等価性を確認した各言語版を用い、データの越境移転・保管地・利用目的を明示する。</w:t>
+        <w:t xml:space="preserve">3) 海外調査：EU圏（フランス・イタリア）はGDPR、英国は英国GDPR、米国は現地機関規程および調査会社基準、台湾・韓国は各大学の倫理手続または委託先調査会社の基準に準拠する。説明文書・調査票は翻訳・逆翻訳で等価性を確認した各言語版を用い、データの越境移転・保管地・利用目的を明示する。</w:t>
       </w:r>
     </w:p>
     <w:p>
@@ -1604,7 +1590,7 @@
           <w:rFonts w:ascii="ＭＳ 明朝" w:eastAsia="ＭＳ 明朝" w:hAnsi="ＭＳ 明朝"/>
           <w:sz w:val="22"/>
         </w:rPr>
-        <w:t>5) 保管・廃棄・公開：対応表と元データを分離保管し、所属機関の定める保管期間の経過後に復元不可能な方法で廃棄する。公開する6カ国データは個人非特定化した集計形式とし、少数事例・自由記述・面接記録は公開範囲を制限する。本研究に企業との利益相反はない。</w:t>
+        <w:t xml:space="preserve">5) 保管・廃棄・公開：対応表と元データを分離保管し、所属機関の定める保管期間の経過後に復元不可能な方法で廃棄する。公開する各国データは個人非特定化した集計形式とし、少数事例・自由記述・面接記録は公開範囲を制限する。本研究に企業との利益相反はない。</w:t>
       </w:r>
     </w:p>
     <w:tbl>

--- a/kakenhi-c/研究計画調書_基盤C_R9新構成版.docx
+++ b/kakenhi-c/研究計画調書_基盤C_R9新構成版.docx
@@ -633,7 +633,7 @@
           <w:rFonts w:ascii="ＭＳ 明朝" w:hAnsi="ＭＳ 明朝" w:eastAsia="ＭＳ 明朝"/>
           <w:sz w:val="22"/>
         </w:rPr>
-        <w:t xml:space="preserve">服を選ぶとき「何が似合うか」を決める主体が、本人から専門家、さらに生成AIへ移りつつある。申請者は学内競争資金2件を得て、東京・ソウル・パリ・ニューヨークで質的調査を行い、本人の感覚（Ａ）・生成AIの診断（Ｂ）・スタイリストの判定（Ｃ）が食い違う「三層のズレ」と、その受けとめ方の文化差を見いだした。本研究は、1年目に1回の周回渡航でパリ・ミラノ・ロンドン・ニューヨーク（FITと連携）を回って質的調査を補い、「似合う」の文化的な型を確定する。2年目は日本の大学生600名の調査と、生成AIを用いた授業実践（240名・比較群あり）により、ズレの受けとめ方が自己決定感と装い由来の心理的安定感（ＦＰＳ＝装いから生まれる心理的な安定感）に及ぼす効果を検証する。3年目は日本・台湾で確認し、教材と尺度を公開する。欧米は質的な基盤づくりに絞り、量的・実験的な検証は日本に着地させることで、確実に完遂できる設計とした。</w:t>
+        <w:t xml:space="preserve">「似合う」を判定する主体が、本人から専門家、さらに生成AIへと移行しつつある。申請者は学内競争資金2件を得て東京・ソウル・パリ・ニューヨークで質的調査を実施し、自己評価（本人の似合い知覚）・アルゴリズム評価（生成AIの診断）・専門家評価（スタイリスト判定）が一致しない「判定主体間不一致」と、その処理様式の文化差を析出した。本研究は、1年目に1回の周回渡航でパリ・ミラノ・ロンドン・ニューヨーク（FITと連携）を回り質的基盤を完成させ、不一致の文化的類型を確定する。2年目は大学生600名の調査と生成AIを用いた授業実践（240名・統制群あり）により、不一致の処理様式（統合的処理／取り入れ的処理）が装い自律性と装い由来の心理的安定感（ＦＰＳ）に及ぼす効果を検証する。3年目は日本・台湾で確認し、尺度と教材を公開する。欧米は質的基盤の構築に限定し、量的・実験的検証を日本に着地させる設計とした。</w:t>
       </w:r>
     </w:p>
     <w:p>
@@ -681,7 +681,7 @@
           <w:rFonts w:ascii="ＭＳ 明朝" w:hAnsi="ＭＳ 明朝" w:eastAsia="ＭＳ 明朝"/>
           <w:sz w:val="22"/>
         </w:rPr>
-        <w:t xml:space="preserve">■着想に至った経緯（質的調査は実施済み・一部を補足）　申請者は30年余り装いと心理の関係を研究してきた。令和8年度には学内競争資金2件（大学院研究推進費・科研費申請支援助成金）を獲得し、次の二つを実施した。第一に、東京・ソウル・パリ・ニューヨークで半構造化インタビューを行い、その場で生成AIの診断を提示して反応を記録し、帰国後に同一写真をスタイリストに判定させる「三層比較」を行った。その結果、本人の感覚（Ａ）・AIの診断（Ｂ）・専門家の判定（Ｃ）は一致せず、そのズレの受けとめ方が文化により異なることが分かった（図2）。ニューヨークでは自分らしさを「足す」方向に、日本では欠点を「隠す」方向にズレを解釈する傾向が見られた。第二に、ＦＰＳ等の尺度の予備調査を行い、講座受講者127名・大学生125名で信頼性を確認し、専門家による「似合う」支援の前後でＦＰＳが有意に上昇することを示した。ただしこの質的調査は4都市にとどまり、欧州内部の多様性を捉えきれていない。装いの規範は欧州でも一様ではなく、モードの発信地であるミラノ、多文化と古着文化が併存するロンドンを欠いたままでは「似合う」の文化的な型を確定できない。そこで1年目に欧州3都市とニューヨークで質的調査を補い、類型を確定する。</w:t>
+        <w:t xml:space="preserve">■着想に至った経緯（質的調査は実施済み・一部を補足）　申請者は30年余り装いと心理の関係を研究してきた。令和8年度には学内競争資金2件（大学院研究推進費・科研費申請支援助成金）を獲得し、次の二つを実施した。第一に、東京・ソウル・パリ・ニューヨークで半構造化インタビューを行い、その場で生成AIの診断を提示して反応を記録し、帰国後に同一写真をスタイリストに判定させる三層比較を行った。その結果、自己評価（Ａ）・アルゴリズム評価（Ｂ）・専門家評価（Ｃ）は一致せず、この判定主体間不一致（本人・AI・専門家の「似合う」の判断が食い違う現象）をどう処理するかが文化により異なることが明らかとなった（図2）。ニューヨークでは自己表現を付加する方向に、日本では欠点を補正する方向に不一致を解釈する傾向が見られた。第二に、ＦＰＳ等の尺度の予備調査を行い、講座受講者127名・大学生125名で信頼性を確認し、専門家による「似合う」支援の前後でＦＰＳが有意に上昇することを示した。ただしこの質的調査は4都市にとどまり、欧州内部の多様性を捉えきれていない。装いの規範は欧州でも一様ではなく、モードの発信地であるミラノ、多文化と古着文化が併存するロンドンを欠いたままでは不一致の文化的類型を確定できない。そこで1年目に欧州3都市とニューヨークで質的調査を補い、類型を確定する。</w:t>
       </w:r>
     </w:p>
     <w:p>
@@ -690,7 +690,7 @@
           <w:rFonts w:ascii="ＭＳ 明朝" w:hAnsi="ＭＳ 明朝" w:eastAsia="ＭＳ 明朝"/>
           <w:sz w:val="22"/>
         </w:rPr>
-        <w:t>■研究課題の核心をなす学術的「問い」　ここから本研究の問いが立つ。すなわち「『似合う』を判断する主体が本人から専門家、そして生成AIへと移るとき、その判断のズレは人の自己決定感と心理的な安定をどう変えるのか」である。生成AIは従来の診断と異なり、対話しながら際限なく個別の「正解」を作り出し、その根拠が見えないまま権威をもって示される。だからこそ、AIの助言が自律を支えるのか損なうのかを改めて実証する必要がある。本研究は自己決定理論（Deci &amp; Ryan, 2000＝人は自分で納得して取り入れたときに前向きになれるとする理論）に依拠し、「AIの助言は自分の基準に照らして取り入れれば心の支えになるが、鵜呑みにすれば不安と依存を生む」という分かれ道の条件を、装いを最初の検証領域として明らかにする。</w:t>
+        <w:t xml:space="preserve">■研究課題の核心をなす学術的「問い」　ここから本研究の問いが立つ。すなわち「『似合う』の判定主体が本人から専門家、そして生成AIへと移行するとき、判定主体間不一致は装い自律性と心理的安定をどのように変容させるのか」である。生成AIは従来の診断と異なり、対話を通じて際限なく個別化された「正解」を生成し、その根拠が不可視のまま権威をもって提示される。それゆえ、AI助言が自律を支持するのか毀損するのかを改めて実証する必要がある。本研究は自己決定理論（Deci &amp; Ryan, 2000）の内在化概念に依拠し、不一致を自己の基準に照らして吟味する統合的処理と、十分に吟味しないまま取り込む取り入れ的処理とを区別する。そのうえで「AI助言は統合的に処理されれば心理的資源となるが、取り入れ的に処理されれば不安と依存の源泉となる」という分岐条件を、装いを最初の検証領域として解明する。</w:t>
       </w:r>
     </w:p>
     <w:p>
@@ -708,7 +708,7 @@
           <w:rFonts w:ascii="ＭＳ 明朝" w:hAnsi="ＭＳ 明朝" w:eastAsia="ＭＳ 明朝"/>
           <w:sz w:val="22"/>
         </w:rPr>
-        <w:t>■研究の目的　本研究の目的は、生成AIによる装いの助言が心理に及ぼす効果を実証し、その知見を「AI助言を自分で決める力に変える使い方」として教育に実装することである。具体的には、①三層のズレを測る尺度を確定し、ズレが自己決定感とＦＰＳに及ぼす影響を国内調査で検証する、②AIの「使い方」を変えた授業実践により、AI助言がＦＰＳと自律性を高める条件を比較群を置いて特定する、③その使い方が文化を超えて役立つかを日・韓・台で確かめ、教材と尺度を公開する、の3点を明らかにする。国際比較は目的達成の手段であり、目的そのものではない。</w:t>
+        <w:t xml:space="preserve">■研究の目的　本研究の目的は、生成AIによる装いの助言が心理に及ぼす効果を実証し、その知見を「AI助言を自律的処理へ転換する活用法」として教育に実装することである。具体的には、①判定主体間不一致を測定する尺度を確定し、不一致の処理様式が装い自律性とＦＰＳに及ぼす影響を国内調査で検証する、②AIの活用様式を操作した授業実践により、AI助言がＦＰＳと自律性を高める条件を統制群を置いて特定する、③その活用法の文化間頑健性を日本・台湾で確認し、尺度と教材を公開する、の3点を明らかにする。国際比較は目的達成の手段であり、目的そのものではない。</w:t>
       </w:r>
     </w:p>
     <w:p>
@@ -717,7 +717,7 @@
           <w:rFonts w:ascii="ＭＳ 明朝" w:hAnsi="ＭＳ 明朝" w:eastAsia="ＭＳ 明朝"/>
           <w:sz w:val="22"/>
         </w:rPr>
-        <w:t>■学術的独自性　第一に、AI助言の研究は数値予測など「正解のある問題」が中心で、自己概念やウェルビーイングへの影響はほとんど扱われてこなかった。本研究は「正解のない『似合う』」を対象に、心理的な帰結まで含めて検証する点で希少である。第二に、本人・AI・専門家の三層のズレを、同一人物・同一写真で照合した質的データをすでに得ている点は国際的にも例がない。第三に、日本で独自に発達した「似合う」の診断文化を、各国で比較できる多言語尺度へ翻訳する（図4）。</w:t>
+        <w:t xml:space="preserve">■学術的独自性　第一に、AI助言の受容研究は数値予測など正解の存在する課題が中心で、自己概念やウェルビーイングへの帰結はほとんど扱われてこなかった。本研究は正解の存在しない「似合い」判断を対象に、心理的帰結まで含めて検証する点で希少である。第二に、自己評価・アルゴリズム評価・専門家評価の不一致を、同一対象者・同一刺激（写真）で照合した質的データをすでに保有している点は国際的にも例がない。自己−他者評価の一致に関する研究伝統に、アルゴリズムという第三の評定源を導入する試みでもある。第三に、日本で独自に発達した「似合う」の診断文化を、国際比較可能な多言語尺度へ翻訳する（図4）。</w:t>
       </w:r>
     </w:p>
     <w:p>
@@ -726,7 +726,7 @@
           <w:rFonts w:ascii="ＭＳ 明朝" w:hAnsi="ＭＳ 明朝" w:eastAsia="ＭＳ 明朝"/>
           <w:sz w:val="22"/>
         </w:rPr>
-        <w:t>■創造性　申請者の従来研究は、装いと心理の関係を「記述する」ものであった。本研究はそこに、操作できる助言者としての生成AI、授業という介入の場、複数国での比較という三要素を加える。「どのような装いが心理的安定と結びつくか」という記述から、「どう使えば高められるか」という処方へ研究を転換する点に創造性がある。</w:t>
+        <w:t xml:space="preserve">■創造性　申請者の従来研究は、装いと心理の関係を記述的に捉えるものであった。本研究はそこに、操作可能な助言者としての生成AI、授業という介入の場、複数国での比較という三要素を導入する。「いかなる装いが心理的安定と結びつくか」という記述から、「いかに用いれば高められるか」という処方へと研究を転換する点に創造性がある。</w:t>
       </w:r>
     </w:p>
     <w:p>
@@ -762,7 +762,7 @@
           <w:rFonts w:ascii="ＭＳ 明朝" w:hAnsi="ＭＳ 明朝" w:eastAsia="ＭＳ 明朝"/>
           <w:sz w:val="22"/>
         </w:rPr>
-        <w:t xml:space="preserve">本研究は「欧米での質的な基盤づくり→日本での量的・実験的な検証→アジアでの確認」の3段階で進める（図1）。7カ国規模の量的比較は基盤研究（C）の規模では実施可能性を欠くため、欧米は質的調査に限定して文化的な型を確定する基盤づくりに絞り、量的・実験的な検証は日本の大学生に着地させ、最後にアジア3カ国で確認するという設計とした。海外での渡航は1年目に集中させ、2・3年目は国内実験とオンライン調査で完結するため、研究の成否が海外機関の都合に左右されない。</w:t>
+        <w:t xml:space="preserve">本研究は「欧米での質的基盤の構築→日本での量的・実験的検証→アジアでの一般化可能性の確認」の3段階で進める（図1）。7カ国規模の量的比較は基盤研究（C）の規模では実施可能性を欠くため、欧米は質的調査に限定して不一致の文化的類型を確定する基盤構築に絞り、量的・実験的検証は日本の大学生に着地させ、最後にアジアで確認する設計とした。渡航は1年目に集中させ、2・3年目は国内実験とオンライン調査で完結するため、研究の成否が海外機関の都合に左右されない。</w:t>
       </w:r>
     </w:p>
     <w:p>
@@ -772,59 +772,8 @@
       <w:r>
         <w:drawing>
           <wp:inline xmlns:a="http://schemas.openxmlformats.org/drawingml/2006/main" xmlns:pic="http://schemas.openxmlformats.org/drawingml/2006/picture">
-            <wp:extent cx="4320000" cy="1110394"/>
-            <wp:docPr id="23" name="Picture 23"/>
-            <wp:cNvGraphicFramePr>
-              <a:graphicFrameLocks noChangeAspect="1"/>
-            </wp:cNvGraphicFramePr>
-            <a:graphic>
-              <a:graphicData uri="http://schemas.openxmlformats.org/drawingml/2006/picture">
-                <pic:pic>
-                  <pic:nvPicPr>
-                    <pic:cNvPr id="0" name="新図1_研究の流れ.png"/>
-                    <pic:cNvPicPr/>
-                  </pic:nvPicPr>
-                  <pic:blipFill>
-                    <a:blip r:embed="rId25"/>
-                    <a:stretch>
-                      <a:fillRect/>
-                    </a:stretch>
-                  </pic:blipFill>
-                  <pic:spPr>
-                    <a:xfrm>
-                      <a:off x="0" y="0"/>
-                      <a:ext cx="4320000" cy="1110394"/>
-                    </a:xfrm>
-                    <a:prstGeom prst="rect"/>
-                  </pic:spPr>
-                </pic:pic>
-              </a:graphicData>
-            </a:graphic>
-          </wp:inline>
-        </w:drawing>
-      </w:r>
-    </w:p>
-    <w:p>
-      <w:pPr>
-        <w:jc w:val="center"/>
-      </w:pPr>
-      <w:r>
-        <w:rPr>
-          <w:rFonts w:ascii="ＭＳ 明朝" w:hAnsi="ＭＳ 明朝" w:eastAsia="ＭＳ 明朝"/>
-          <w:sz w:val="20"/>
-        </w:rPr>
-        <w:t>図1　研究の流れ（欧米＝質的基盤／日本＝量的・実験の着地点／アジア3カ国＝確認）</w:t>
-      </w:r>
-    </w:p>
-    <w:p>
-      <w:pPr>
-        <w:jc w:val="center"/>
-      </w:pPr>
-      <w:r>
-        <w:drawing>
-          <wp:inline xmlns:a="http://schemas.openxmlformats.org/drawingml/2006/main" xmlns:pic="http://schemas.openxmlformats.org/drawingml/2006/picture">
-            <wp:extent cx="4500000" cy="1702580"/>
-            <wp:docPr id="20" name="Picture 20"/>
+            <wp:extent cx="4140000" cy="1064128"/>
+            <wp:docPr id="25" name="Picture 25"/>
             <wp:cNvGraphicFramePr>
               <a:graphicFrameLocks noChangeAspect="1"/>
             </wp:cNvGraphicFramePr>
@@ -836,7 +785,7 @@
                     <pic:cNvPicPr/>
                   </pic:nvPicPr>
                   <pic:blipFill>
-                    <a:blip r:embed="rId23"/>
+                    <a:blip r:embed="rId26"/>
                     <a:stretch>
                       <a:fillRect/>
                     </a:stretch>
@@ -844,7 +793,7 @@
                   <pic:spPr>
                     <a:xfrm>
                       <a:off x="0" y="0"/>
-                      <a:ext cx="4500000" cy="1702580"/>
+                      <a:ext cx="4140000" cy="1064128"/>
                     </a:xfrm>
                     <a:prstGeom prst="rect"/>
                   </pic:spPr>
@@ -864,16 +813,58 @@
           <w:rFonts w:ascii="ＭＳ 明朝" w:hAnsi="ＭＳ 明朝" w:eastAsia="ＭＳ 明朝"/>
           <w:sz w:val="20"/>
         </w:rPr>
-        <w:t>図2　「似合う」の三層のズレと心理への経路（完了済み質的調査の知見と検証モデル）</w:t>
-      </w:r>
-    </w:p>
-    <w:p>
+        <w:t>図1　研究の流れ（欧米＝質的基盤／日本＝量的・実験的検証の着地点／アジア＝一般化可能性の確認）</w:t>
+      </w:r>
+    </w:p>
+    <w:p>
+      <w:pPr>
+        <w:jc w:val="center"/>
+      </w:pPr>
+      <w:r>
+        <w:drawing>
+          <wp:inline xmlns:a="http://schemas.openxmlformats.org/drawingml/2006/main" xmlns:pic="http://schemas.openxmlformats.org/drawingml/2006/picture">
+            <wp:extent cx="4320000" cy="1667253"/>
+            <wp:docPr id="26" name="Picture 26"/>
+            <wp:cNvGraphicFramePr>
+              <a:graphicFrameLocks noChangeAspect="1"/>
+            </wp:cNvGraphicFramePr>
+            <a:graphic>
+              <a:graphicData uri="http://schemas.openxmlformats.org/drawingml/2006/picture">
+                <pic:pic>
+                  <pic:nvPicPr>
+                    <pic:cNvPr id="0" name="image.png"/>
+                    <pic:cNvPicPr/>
+                  </pic:nvPicPr>
+                  <pic:blipFill>
+                    <a:blip r:embed="rId27"/>
+                    <a:stretch>
+                      <a:fillRect/>
+                    </a:stretch>
+                  </pic:blipFill>
+                  <pic:spPr>
+                    <a:xfrm>
+                      <a:off x="0" y="0"/>
+                      <a:ext cx="4320000" cy="1667253"/>
+                    </a:xfrm>
+                    <a:prstGeom prst="rect"/>
+                  </pic:spPr>
+                </pic:pic>
+              </a:graphicData>
+            </a:graphic>
+          </wp:inline>
+        </w:drawing>
+      </w:r>
+    </w:p>
+    <w:p>
+      <w:pPr>
+        <w:jc w:val="center"/>
+      </w:pPr>
       <w:r>
         <w:rPr>
           <w:rFonts w:ascii="ＭＳ 明朝" w:hAnsi="ＭＳ 明朝" w:eastAsia="ＭＳ 明朝"/>
-          <w:sz w:val="22"/>
-        </w:rPr>
-        <w:t xml:space="preserve">【1年目（令和9年度）欧米での質的調査の補足と尺度の確定】(a)パリ・ミラノ・ロンドンの欧州3都市で、実施済みのパリ調査と同一手続の半構造化インタビューと生成AI診断の即時提示を行う（各都市10名程度）。モードの発信地（ミラノ）と多文化・古着文化（ロンドン）を加えることで、欧州内部の多様性を捉える。(b)ニューヨークではFIT（Fashion Institute of Technology）の教員と研究打ち合わせを行い、質的調査を補足するとともに、以後の国際連携の基盤とする。渡航は前年度と同様に成田→パリ→ミラノ→ロンドン→ニューヨーク→成田の1回の周回で行い、旅費と不在期間を抑える。実施時期は令和9年9月とする。国内の授業期間を避けられるうえ、欧米の大学はこの時期に新学期を迎えるため、学生・教員の調査対象者を確保しやすいという利点がある。(c)新規4都市と既存4都市のデータを統合して計量テキスト分析を行い、「似合う」の文化的な型（図4）を確定するとともに、実施済みの予備調査（127名・125名）の候補項目を精査し、因子分析により三層のズレ・ＦＰＳ・装い自律性の尺度を確定する。</w:t>
+          <w:sz w:val="20"/>
+        </w:rPr>
+        <w:t>図2　「似合い」判断の判定主体間不一致と心理的帰結への媒介経路</w:t>
       </w:r>
     </w:p>
     <w:p>
@@ -882,7 +873,16 @@
           <w:rFonts w:ascii="ＭＳ 明朝" w:hAnsi="ＭＳ 明朝" w:eastAsia="ＭＳ 明朝"/>
           <w:sz w:val="22"/>
         </w:rPr>
-        <w:t xml:space="preserve">【2年目（令和10年度）日本での量的検証とAI活用の授業実践】本研究の中核である。(a)大学生600名にオンライン調査を行い、共分散構造分析により「ズレの受けとめ方→自己決定感→ＦＰＳ」の経路を検証する（図2）。(b)大学生240名を、生成AIの支援（あり／なし）×自己理解の教育（あり／なし）の4群（各60名）に分けた授業実践を行う。参加者は「初対面の集まりに出る」等の場面を選び、手持ちの服・好み・場面を決まった様式で入力する（氏名や顔写真は入力しない）。AIは理由つきで3案を示す。AIのみの群は提案から選ぶが、教育を受けた群は事前のワークで作った自分の基準に照らし、採否の理由を自分の言葉で説明してから決める。授業の前・直後・1か月後にＦＰＳ・自己決定感・選択の納得度を測り、提案をどれだけ自分で修正したかからAIへの依存度も評価する。中心となる仮説は「AIは自分で決める下準備と組み合わせたときにのみ心理的安定と自律を高め、単独で使わせると依存を招く」である。</w:t>
+        <w:t xml:space="preserve">【1年目（令和9年度）欧米質的基盤の完成と尺度の確定】(a)パリ・ミラノ・ロンドンの欧州3都市で、実施済みのパリ調査と同一手続の半構造化インタビューと生成AI診断の即時提示を行う（各都市10名程度）。モードの発信地（ミラノ）と多文化・古着文化（ロンドン）を加えることで欧州内部の多様性を捉える。(b)ニューヨークではFIT（Fashion Institute of Technology）の教員と研究打ち合わせを行い、質的調査を補足するとともに以後の国際連携の基盤とする。渡航は前年度と同様に成田→パリ→ミラノ→ロンドン→ニューヨーク→成田の1回の周回で行い、旅費と不在期間を抑える。実施時期は令和9年9月とする。国内の授業期間を避けられるうえ、欧米の大学はこの時期に新学期を迎えるため調査対象者を確保しやすい。(c)新規4都市と既存4都市のデータを統合して計量テキスト分析を行い、不一致の文化的類型（図4）を確定するとともに、実施済み予備調査（127名・125名）の候補項目を精査し、因子分析により判定主体間不一致・ＦＰＳ・装い自律性の尺度を確定する。</w:t>
+      </w:r>
+    </w:p>
+    <w:p>
+      <w:r>
+        <w:rPr>
+          <w:rFonts w:ascii="ＭＳ 明朝" w:hAnsi="ＭＳ 明朝" w:eastAsia="ＭＳ 明朝"/>
+          <w:sz w:val="22"/>
+        </w:rPr>
+        <w:t xml:space="preserve">【2年目（令和10年度）日本での量的検証とAI活用の授業実践】本研究の中核である。(a)大学生600名にオンライン調査を実施し、共分散構造分析により「不一致の処理様式→装い自律性→ＦＰＳ」の媒介経路を検証する（図2）。(b)大学生240名を、生成AI支援（あり／なし）×自己理解教育（あり／なし）の2×2要因計画（各群60名）に割り付けた授業実践を行う。参加者は実場面を選び、手持ち衣服・嗜好・場面を標準化プロンプトに入力する（氏名・顔画像は入力しない）。AIは理由つきで3案を提示する。AI単独群は提案から選択し、教育併用群は事前ワークで構成した自己の基準に照らして採否の理由を言語化したうえで決定する。実験前・直後・1か月後にＦＰＳ・装い自律性・選択の納得度を測定し、提案の改変量と理由づけの有無からAI依存度を評価する。中心仮説は「AIは自律的処理を促す足場と併用したときにのみ心理的安定と自律性を高め、単独使用は取り入れ的処理を介して依存を招く」である。</w:t>
       </w:r>
     </w:p>
     <w:p>
@@ -942,7 +942,7 @@
           <w:rFonts w:ascii="ＭＳ 明朝" w:hAnsi="ＭＳ 明朝" w:eastAsia="ＭＳ 明朝"/>
           <w:sz w:val="22"/>
         </w:rPr>
-        <w:t xml:space="preserve">【3年目（令和11年度）アジアでの確認と成果の公開】2年目で効果が確認された使い方を中国語・韓国語に訳し、日本・台湾の協力大学でオンラインの確認調査（各国200名程度）を行い、尺度が同じように機能するか（測定不変性）と、活用法が文化を超えて役立つかを確かめる。台湾・嶺東科技大学とは実施合意済みである。韓国は協力研究者と調整中であり、調整が整わない場合は現地調査会社のパネルを用いたオンライン調査で代替できるため、相手機関の都合により計画が滞ることはない。日本・台湾の比較は学内競争資金による先行調査と連携して進めており、科研費側の負担を抑えて実施できる。成果は教材・尺度・活用の手引きとして公開し、学会・論文で発信する。</w:t>
+        <w:t xml:space="preserve">【3年目（令和11年度）一般化可能性の確認と成果の公開】2年目で効果が確認された活用法を中国語・韓国語へ移し、日本・台湾の協力大学でオンラインの確認調査（各国200名程度）を行い、測定不変性と活用法の文化間頑健性を検証する。台湾・嶺東科技大学とは実施合意済みである。韓国は協力研究者と調整中であり、調整が整わない場合は現地調査会社のパネルによるオンライン調査で代替できるため、相手機関の都合により計画が滞ることはない。成果は尺度・教材・活用の手引きとして公開し、学会・論文で発信する。</w:t>
       </w:r>
     </w:p>
     <w:p>
@@ -1029,7 +1029,7 @@
           <w:rFonts w:ascii="ＭＳ 明朝" w:hAnsi="ＭＳ 明朝" w:eastAsia="ＭＳ 明朝"/>
           <w:sz w:val="22"/>
         </w:rPr>
-        <w:t xml:space="preserve">本研究は、必要な準備の大半をすでに終えている。①質的調査の実施：学内競争資金「大学院研究推進費」（令和8年度・100万円）により、東京・ソウル・パリ・ニューヨークで半構造化インタビュー、生成AI診断の提示、スタイリストによる写真判定という三層比較を実施済みである（倫理審査承認済み）。1年目に補足するミラノ・ロンドンは、この確立済みの手続をそのまま適用するため、設計上の不確実性はない。ニューヨークはFITとの連携により対象者の紹介を受ける体制がある。周回渡航は前年度に同様の行程で実施した実績がある。②尺度と量的基盤：学内競争資金「科研費申請支援助成金」（令和8年度・50万円）により、ＦＰＳ等の尺度の予備調査（127名・125名）と因子構造の検討を終え、日本感性工学会（2026年9月）で発表した。③国際体制：台湾・嶺東科技大学とは実施合意済みで、3年目の確認調査も同大学で行う。韓国は協力研究者と調整中であるが、調整が整わない場合も調査会社のパネルによるオンライン調査で代替可能であり、計画の遂行に支障はない。第18回アジア繊維会議（2026年10月・韓国）で発表する。④評価の実績：令和7年度科研費基盤Cにおいて本構想はＡ評価を得た。指摘された「問いの明確化」は、実施した三層比較により「判断主体の移行とズレ」という具体的な問いへ結晶させた。⑤研究体制：申請者はSNS等デジタル分野の研究実績をもち、社会心理学の実験研究者、被服心理学の調査研究者、AI技術の実務家を加えた体制を整えた。⑥環境：授業と連携して参加者を確保でき、統計解析環境も整備済みである。</w:t>
+        <w:t xml:space="preserve">本研究は、必要な準備の大半をすでに終えている。①質的調査の実施：学内競争資金「大学院研究推進費」（令和8年度・100万円）により、東京・ソウル・パリ・ニューヨークで半構造化インタビュー、生成AI診断の提示、スタイリストによる写真判定という三層比較を実施済みである（倫理審査承認済み）。1年目に補足するミラノ・ロンドンは確立済みの手続をそのまま適用するため、設計上の不確実性はない。ニューヨークはFITとの連携により対象者の紹介を受ける体制があり、周回渡航は前年度に同一行程の実施実績がある。②尺度と量的基盤：学内競争資金「科研費申請支援助成金」（令和8年度・50万円）により、ＦＰＳ等の尺度の予備調査（127名・125名）と因子構造の検討を終え、日本感性工学会（2026年9月）で発表した。③国際体制：台湾・嶺東科技大学とは実施合意済みで、3年目の確認調査も同大学で行う。韓国は協力研究者と調整中であるが、調整が整わない場合も調査会社のパネルによるオンライン調査で代替可能であり、計画の遂行に支障はない。第18回アジア繊維会議（2026年10月・韓国）で発表する。④評価の実績：令和7年度科研費基盤Cにおいて本構想はＡ評価を得た。指摘された「問いの明確化」は、実施した三層比較により「判定主体の移行と判定主体間不一致」という具体的な問いへ結晶させた。⑤研究体制：申請者はSNS等デジタル分野の研究実績をもち、社会心理学の実験研究者、被服心理学の調査研究者、AI技術の実務家を加えた体制を整えた。⑥環境：授業と連携して参加者を確保でき、統計解析環境も整備済みである。</w:t>
       </w:r>
     </w:p>
     <w:p>
